--- a/src/templates/template_Sample_Instruction_v2.docx
+++ b/src/templates/template_Sample_Instruction_v2.docx
@@ -27,10 +27,10 @@
         <mc:AlternateContent>
           <mc:Choice Requires="wps">
             <w:drawing>
-              <wp:anchor distT="0" distB="0" distL="114300" distR="114300" simplePos="0" relativeHeight="251660288" behindDoc="0" locked="0" layoutInCell="1" allowOverlap="1" wp14:anchorId="1DB04DF8" wp14:editId="150E8953">
+              <wp:anchor distT="0" distB="0" distL="114300" distR="114300" simplePos="0" relativeHeight="251660288" behindDoc="0" locked="0" layoutInCell="1" allowOverlap="1" wp14:anchorId="1DB04DF8" wp14:editId="19B95205">
                 <wp:simplePos x="0" y="0"/>
                 <wp:positionH relativeFrom="margin">
-                  <wp:align>right</wp:align>
+                  <wp:posOffset>1540510</wp:posOffset>
                 </wp:positionH>
                 <wp:positionV relativeFrom="paragraph">
                   <wp:posOffset>-252730</wp:posOffset>
@@ -81,7 +81,15 @@
                               </w:rPr>
                             </w:pPr>
                             <w:r>
-                              <w:t>{#header_show}{#header_logo_only}</w:t>
+                              <w:t>{#header_</w:t>
+                            </w:r>
+                            <w:proofErr w:type="gramStart"/>
+                            <w:r>
+                              <w:t>show}{</w:t>
+                            </w:r>
+                            <w:proofErr w:type="gramEnd"/>
+                            <w:r>
+                              <w:t>#header_logo_only}</w:t>
                             </w:r>
                             <w:r>
                               <w:t>{</w:t>
@@ -243,11 +251,21 @@
                             </w:pPr>
                             <w:r>
                               <w:rPr>
-                                <w:sz w:val="14"/>
-                                <w:szCs w:val="14"/>
-                                <w:lang w:val="en-US"/>
-                              </w:rPr>
-                              <w:t xml:space="preserve">Telephone: </w:t>
+                                <w:b/>
+                                <w:bCs/>
+                                <w:sz w:val="14"/>
+                                <w:szCs w:val="14"/>
+                                <w:lang w:val="en-US"/>
+                              </w:rPr>
+                              <w:t>Telephone:</w:t>
+                            </w:r>
+                            <w:r>
+                              <w:rPr>
+                                <w:sz w:val="14"/>
+                                <w:szCs w:val="14"/>
+                                <w:lang w:val="en-US"/>
+                              </w:rPr>
+                              <w:t xml:space="preserve"> </w:t>
                             </w:r>
                             <w:r>
                               <w:rPr>
@@ -292,6 +310,14 @@
                                 <w:szCs w:val="14"/>
                               </w:rPr>
                               <w:t>Fax:</w:t>
+                            </w:r>
+                            <w:r>
+                              <w:rPr>
+                                <w:b/>
+                                <w:sz w:val="14"/>
+                                <w:szCs w:val="14"/>
+                              </w:rPr>
+                              <w:t xml:space="preserve"> </w:t>
                             </w:r>
                             <w:r>
                               <w:rPr>
@@ -341,6 +367,8 @@
                             </w:pPr>
                             <w:r>
                               <w:rPr>
+                                <w:b/>
+                                <w:bCs/>
                                 <w:sz w:val="14"/>
                                 <w:szCs w:val="14"/>
                                 <w:lang w:val="en-US"/>
@@ -547,7 +575,7 @@
                 <v:stroke joinstyle="miter"/>
                 <v:path gradientshapeok="t" o:connecttype="rect"/>
               </v:shapetype>
-              <v:shape id="Text Box 5" o:spid="_x0000_s1026" type="#_x0000_t202" style="position:absolute;margin-left:334.3pt;margin-top:-19.9pt;width:385.5pt;height:144.75pt;z-index:251660288;visibility:visible;mso-wrap-style:square;mso-width-percent:0;mso-wrap-distance-left:9pt;mso-wrap-distance-top:0;mso-wrap-distance-right:9pt;mso-wrap-distance-bottom:0;mso-position-horizontal:right;mso-position-horizontal-relative:margin;mso-position-vertical:absolute;mso-position-vertical-relative:text;mso-width-percent:0;mso-width-relative:margin;v-text-anchor:top" o:gfxdata="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" filled="f" stroked="f">
+              <v:shape id="Text Box 5" o:spid="_x0000_s1026" type="#_x0000_t202" style="position:absolute;margin-left:121.3pt;margin-top:-19.9pt;width:385.5pt;height:144.75pt;z-index:251660288;visibility:visible;mso-wrap-style:square;mso-width-percent:0;mso-wrap-distance-left:9pt;mso-wrap-distance-top:0;mso-wrap-distance-right:9pt;mso-wrap-distance-bottom:0;mso-position-horizontal:absolute;mso-position-horizontal-relative:margin;mso-position-vertical:absolute;mso-position-vertical-relative:text;mso-width-percent:0;mso-width-relative:margin;v-text-anchor:top" o:gfxdata="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" filled="f" stroked="f">
                 <v:textbox>
                   <w:txbxContent>
                     <w:p>
@@ -728,11 +756,21 @@
                       </w:pPr>
                       <w:r>
                         <w:rPr>
-                          <w:sz w:val="14"/>
-                          <w:szCs w:val="14"/>
-                          <w:lang w:val="en-US"/>
-                        </w:rPr>
-                        <w:t xml:space="preserve">Telephone: </w:t>
+                          <w:b/>
+                          <w:bCs/>
+                          <w:sz w:val="14"/>
+                          <w:szCs w:val="14"/>
+                          <w:lang w:val="en-US"/>
+                        </w:rPr>
+                        <w:t>Telephone:</w:t>
+                      </w:r>
+                      <w:r>
+                        <w:rPr>
+                          <w:sz w:val="14"/>
+                          <w:szCs w:val="14"/>
+                          <w:lang w:val="en-US"/>
+                        </w:rPr>
+                        <w:t xml:space="preserve"> </w:t>
                       </w:r>
                       <w:r>
                         <w:rPr>
@@ -770,7 +808,6 @@
                           <w:lang w:val="en-US"/>
                         </w:rPr>
                       </w:pPr>
-                      <w:proofErr w:type="gramStart"/>
                       <w:r>
                         <w:rPr>
                           <w:b/>
@@ -781,6 +818,14 @@
                       </w:r>
                       <w:r>
                         <w:rPr>
+                          <w:b/>
+                          <w:sz w:val="14"/>
+                          <w:szCs w:val="14"/>
+                        </w:rPr>
+                        <w:t xml:space="preserve"> </w:t>
+                      </w:r>
+                      <w:r>
+                        <w:rPr>
                           <w:sz w:val="14"/>
                           <w:szCs w:val="14"/>
                           <w:lang w:val="en-US"/>
@@ -788,7 +833,6 @@
                         <w:t>{</w:t>
                       </w:r>
                       <w:proofErr w:type="spellStart"/>
-                      <w:proofErr w:type="gramEnd"/>
                       <w:r>
                         <w:rPr>
                           <w:sz w:val="14"/>
@@ -828,6 +872,8 @@
                       </w:pPr>
                       <w:r>
                         <w:rPr>
+                          <w:b/>
+                          <w:bCs/>
                           <w:sz w:val="14"/>
                           <w:szCs w:val="14"/>
                           <w:lang w:val="en-US"/>
@@ -1074,7 +1120,15 @@
                         <w:txbxContent>
                           <w:p>
                             <w:r>
-                              <w:t>{#header_show}{#header_logo_only}</w:t>
+                              <w:t>{#header_</w:t>
+                            </w:r>
+                            <w:proofErr w:type="gramStart"/>
+                            <w:r>
+                              <w:t>show}{</w:t>
+                            </w:r>
+                            <w:proofErr w:type="gramEnd"/>
+                            <w:r>
+                              <w:t>#header_logo_only}</w:t>
                             </w:r>
                             <w:r>
                               <w:t>{%header_logo}</w:t>
@@ -1305,10 +1359,18 @@
             </w:r>
             <w:proofErr w:type="spellStart"/>
             <w:r>
-              <w:t>Sample_Instruction__c</w:t>
-            </w:r>
-            <w:r>
-              <w:t>.Date__c</w:t>
+              <w:t>Sample_Instruction__</w:t>
+            </w:r>
+            <w:proofErr w:type="gramStart"/>
+            <w:r>
+              <w:t>c</w:t>
+            </w:r>
+            <w:r>
+              <w:t>.Date</w:t>
+            </w:r>
+            <w:proofErr w:type="gramEnd"/>
+            <w:r>
+              <w:t>__c</w:t>
             </w:r>
             <w:proofErr w:type="spellEnd"/>
             <w:r>
@@ -1350,10 +1412,12 @@
               <w:t>{Sampler__</w:t>
             </w:r>
             <w:proofErr w:type="spellStart"/>
+            <w:proofErr w:type="gramStart"/>
             <w:r>
               <w:t>c.Name</w:t>
             </w:r>
             <w:proofErr w:type="spellEnd"/>
+            <w:proofErr w:type="gramEnd"/>
             <w:r>
               <w:t>}</w:t>
             </w:r>
@@ -1422,6 +1486,7 @@
               <w:t>Account__</w:t>
             </w:r>
             <w:proofErr w:type="spellStart"/>
+            <w:proofErr w:type="gramStart"/>
             <w:r>
               <w:rPr>
                 <w:lang w:val="en-US"/>
@@ -1429,6 +1494,7 @@
               <w:t>c.Name</w:t>
             </w:r>
             <w:proofErr w:type="spellEnd"/>
+            <w:proofErr w:type="gramEnd"/>
             <w:r>
               <w:rPr>
                 <w:lang w:val="en-US"/>
@@ -1471,6 +1537,7 @@
               <w:t>Sample_Instruction__</w:t>
             </w:r>
             <w:proofErr w:type="spellStart"/>
+            <w:proofErr w:type="gramStart"/>
             <w:r>
               <w:t>c</w:t>
             </w:r>
@@ -1478,6 +1545,7 @@
               <w:t>.Name</w:t>
             </w:r>
             <w:proofErr w:type="spellEnd"/>
+            <w:proofErr w:type="gramEnd"/>
             <w:r>
               <w:t>}</w:t>
             </w:r>
@@ -1539,13 +1607,21 @@
             </w:r>
             <w:proofErr w:type="spellStart"/>
             <w:r>
-              <w:t>Sample_Instruction__c</w:t>
+              <w:t>Sample_Instruction__</w:t>
+            </w:r>
+            <w:proofErr w:type="gramStart"/>
+            <w:r>
+              <w:t>c</w:t>
             </w:r>
             <w:r>
               <w:t>.</w:t>
             </w:r>
             <w:r>
-              <w:t>Displayed_location__c</w:t>
+              <w:t>Displayed</w:t>
+            </w:r>
+            <w:proofErr w:type="gramEnd"/>
+            <w:r>
+              <w:t>_location__c</w:t>
             </w:r>
             <w:proofErr w:type="spellEnd"/>
             <w:r>
@@ -1605,8 +1681,7 @@
               <w:autoSpaceDN w:val="0"/>
               <w:adjustRightInd w:val="0"/>
               <w:rPr>
-                <w:sz w:val="32"/>
-                <w:szCs w:val="32"/>
+                <w:lang w:val="en-US"/>
               </w:rPr>
             </w:pPr>
             <w:r>
@@ -1614,13 +1689,24 @@
             </w:r>
             <w:proofErr w:type="spellStart"/>
             <w:r>
-              <w:t>Sample_Instruction__c</w:t>
-            </w:r>
-            <w:r>
-              <w:t>.</w:t>
-            </w:r>
-            <w:r>
-              <w:t>Telephone__с</w:t>
+              <w:rPr>
+                <w:lang w:val="en-US"/>
+              </w:rPr>
+              <w:t>Sample_Instruction__</w:t>
+            </w:r>
+            <w:proofErr w:type="gramStart"/>
+            <w:r>
+              <w:rPr>
+                <w:lang w:val="en-US"/>
+              </w:rPr>
+              <w:t>c.Telephone</w:t>
+            </w:r>
+            <w:proofErr w:type="gramEnd"/>
+            <w:r>
+              <w:rPr>
+                <w:lang w:val="en-US"/>
+              </w:rPr>
+              <w:t>__c</w:t>
             </w:r>
             <w:proofErr w:type="spellEnd"/>
             <w:r>
@@ -1680,8 +1766,7 @@
               <w:autoSpaceDN w:val="0"/>
               <w:adjustRightInd w:val="0"/>
               <w:rPr>
-                <w:sz w:val="32"/>
-                <w:szCs w:val="32"/>
+                <w:lang w:val="en-US"/>
               </w:rPr>
             </w:pPr>
             <w:r>
@@ -1689,13 +1774,24 @@
             </w:r>
             <w:proofErr w:type="spellStart"/>
             <w:r>
-              <w:t>Sample_Instruction__c</w:t>
-            </w:r>
-            <w:r>
-              <w:t>.</w:t>
-            </w:r>
-            <w:r>
-              <w:t>Mobile__с</w:t>
+              <w:rPr>
+                <w:lang w:val="en-US"/>
+              </w:rPr>
+              <w:t>Sample_Instruction__</w:t>
+            </w:r>
+            <w:proofErr w:type="gramStart"/>
+            <w:r>
+              <w:rPr>
+                <w:lang w:val="en-US"/>
+              </w:rPr>
+              <w:t>c.Mobile</w:t>
+            </w:r>
+            <w:proofErr w:type="gramEnd"/>
+            <w:r>
+              <w:rPr>
+                <w:lang w:val="en-US"/>
+              </w:rPr>
+              <w:t>__c</w:t>
             </w:r>
             <w:proofErr w:type="spellEnd"/>
             <w:r>
@@ -1766,6 +1862,7 @@
               <w:t>Commodity__</w:t>
             </w:r>
             <w:proofErr w:type="spellStart"/>
+            <w:proofErr w:type="gramStart"/>
             <w:r>
               <w:t>c</w:t>
             </w:r>
@@ -1773,6 +1870,7 @@
               <w:t>.Name</w:t>
             </w:r>
             <w:proofErr w:type="spellEnd"/>
+            <w:proofErr w:type="gramEnd"/>
             <w:r>
               <w:t>}</w:t>
             </w:r>
@@ -1816,13 +1914,21 @@
             </w:r>
             <w:proofErr w:type="spellStart"/>
             <w:r>
-              <w:t>Sample_Instruction__c</w:t>
+              <w:t>Sample_Instruction__</w:t>
+            </w:r>
+            <w:proofErr w:type="gramStart"/>
+            <w:r>
+              <w:t>c</w:t>
             </w:r>
             <w:r>
               <w:t>.</w:t>
             </w:r>
             <w:r>
-              <w:t>Tonnage__c</w:t>
+              <w:t>Tonnage</w:t>
+            </w:r>
+            <w:proofErr w:type="gramEnd"/>
+            <w:r>
+              <w:t>__c</w:t>
             </w:r>
             <w:proofErr w:type="spellEnd"/>
             <w:r>
@@ -1901,13 +2007,21 @@
             </w:r>
             <w:proofErr w:type="spellStart"/>
             <w:r>
-              <w:t>Sample_Instruction__c</w:t>
+              <w:t>Sample_Instruction__</w:t>
+            </w:r>
+            <w:proofErr w:type="gramStart"/>
+            <w:r>
+              <w:t>c</w:t>
             </w:r>
             <w:r>
               <w:t>.</w:t>
             </w:r>
             <w:r>
-              <w:t>Instruction__c</w:t>
+              <w:t>Instruction</w:t>
+            </w:r>
+            <w:proofErr w:type="gramEnd"/>
+            <w:r>
+              <w:t>__c</w:t>
             </w:r>
             <w:proofErr w:type="spellEnd"/>
             <w:r>
@@ -3064,7 +3178,6 @@
   <w:style w:type="character" w:default="1" w:styleId="DefaultParagraphFont">
     <w:name w:val="Default Paragraph Font"/>
     <w:uiPriority w:val="1"/>
-    <w:semiHidden/>
     <w:unhideWhenUsed/>
   </w:style>
   <w:style w:type="table" w:default="1" w:styleId="TableNormal">

--- a/src/templates/template_Sample_Instruction_v2.docx
+++ b/src/templates/template_Sample_Instruction_v2.docx
@@ -18,6 +18,185 @@
       </w:pPr>
       <w:r>
         <w:rPr>
+          <w:noProof/>
+        </w:rPr>
+        <mc:AlternateContent>
+          <mc:Choice Requires="wps">
+            <w:drawing>
+              <wp:anchor distT="0" distB="0" distL="114300" distR="114300" simplePos="0" relativeHeight="251659264" behindDoc="0" locked="0" layoutInCell="1" allowOverlap="1" wp14:anchorId="328FD266" wp14:editId="2C09F6F6">
+                <wp:simplePos x="0" y="0"/>
+                <wp:positionH relativeFrom="column">
+                  <wp:posOffset>-28575</wp:posOffset>
+                </wp:positionH>
+                <wp:positionV relativeFrom="paragraph">
+                  <wp:posOffset>-259715</wp:posOffset>
+                </wp:positionV>
+                <wp:extent cx="3895725" cy="1638300"/>
+                <wp:effectExtent l="0" t="0" r="0" b="0"/>
+                <wp:wrapNone/>
+                <wp:docPr id="4" name="Text Box 4"/>
+                <wp:cNvGraphicFramePr/>
+                <a:graphic xmlns:a="http://schemas.openxmlformats.org/drawingml/2006/main">
+                  <a:graphicData uri="http://schemas.microsoft.com/office/word/2010/wordprocessingShape">
+                    <wps:wsp>
+                      <wps:cNvSpPr txBox="1"/>
+                      <wps:spPr>
+                        <a:xfrm>
+                          <a:off x="0" y="0"/>
+                          <a:ext cx="3895725" cy="1638300"/>
+                        </a:xfrm>
+                        <a:prstGeom prst="rect">
+                          <a:avLst/>
+                        </a:prstGeom>
+                        <a:noFill/>
+                        <a:ln>
+                          <a:noFill/>
+                        </a:ln>
+                      </wps:spPr>
+                      <wps:style>
+                        <a:lnRef idx="0">
+                          <a:scrgbClr r="0" g="0" b="0"/>
+                        </a:lnRef>
+                        <a:fillRef idx="0">
+                          <a:scrgbClr r="0" g="0" b="0"/>
+                        </a:fillRef>
+                        <a:effectRef idx="0">
+                          <a:scrgbClr r="0" g="0" b="0"/>
+                        </a:effectRef>
+                        <a:fontRef idx="minor">
+                          <a:schemeClr val="dk1"/>
+                        </a:fontRef>
+                      </wps:style>
+                      <wps:txbx>
+                        <w:txbxContent>
+                          <w:p>
+                            <w:r>
+                              <w:t>{#header_</w:t>
+                            </w:r>
+                            <w:proofErr w:type="gramStart"/>
+                            <w:r>
+                              <w:t>show}{</w:t>
+                            </w:r>
+                            <w:proofErr w:type="gramEnd"/>
+                            <w:r>
+                              <w:t>#header_logo_only}</w:t>
+                            </w:r>
+                            <w:r>
+                              <w:t>{%header_logo}</w:t>
+                            </w:r>
+                            <w:r>
+                              <w:t>{</w:t>
+                            </w:r>
+                            <w:r>
+                              <w:rPr>
+                                <w:lang w:val="en-US"/>
+                              </w:rPr>
+                              <w:t>/</w:t>
+                            </w:r>
+                            <w:proofErr w:type="spellStart"/>
+                            <w:r>
+                              <w:rPr>
+                                <w:lang w:val="en-US"/>
+                              </w:rPr>
+                              <w:t>header_logo_only</w:t>
+                            </w:r>
+                            <w:proofErr w:type="spellEnd"/>
+                            <w:r>
+                              <w:t>}</w:t>
+                            </w:r>
+                            <w:r>
+                              <w:t>{#header_show_full}</w:t>
+                            </w:r>
+                            <w:r>
+                              <w:t>{%header_logo}</w:t>
+                            </w:r>
+                            <w:r>
+                              <w:t>{/header_show_full}{/header_show}</w:t>
+                            </w:r>
+                          </w:p>
+                        </w:txbxContent>
+                      </wps:txbx>
+                      <wps:bodyPr rot="0" spcFirstLastPara="0" vertOverflow="overflow" horzOverflow="overflow" vert="horz" wrap="square" lIns="91440" tIns="45720" rIns="91440" bIns="45720" numCol="1" spcCol="0" rtlCol="0" fromWordArt="0" anchor="t" anchorCtr="0" forceAA="0" compatLnSpc="1">
+                        <a:prstTxWarp prst="textNoShape">
+                          <a:avLst/>
+                        </a:prstTxWarp>
+                        <a:noAutofit/>
+                      </wps:bodyPr>
+                    </wps:wsp>
+                  </a:graphicData>
+                </a:graphic>
+                <wp14:sizeRelH relativeFrom="margin">
+                  <wp14:pctWidth>0</wp14:pctWidth>
+                </wp14:sizeRelH>
+                <wp14:sizeRelV relativeFrom="margin">
+                  <wp14:pctHeight>0</wp14:pctHeight>
+                </wp14:sizeRelV>
+              </wp:anchor>
+            </w:drawing>
+          </mc:Choice>
+          <mc:Fallback>
+            <w:pict>
+              <v:shapetype w14:anchorId="328FD266" id="_x0000_t202" coordsize="21600,21600" o:spt="202" path="m,l,21600r21600,l21600,xe">
+                <v:stroke joinstyle="miter"/>
+                <v:path gradientshapeok="t" o:connecttype="rect"/>
+              </v:shapetype>
+              <v:shape id="Text Box 4" o:spid="_x0000_s1026" type="#_x0000_t202" style="position:absolute;margin-left:-2.25pt;margin-top:-20.45pt;width:306.75pt;height:129pt;z-index:251659264;visibility:visible;mso-wrap-style:square;mso-width-percent:0;mso-height-percent:0;mso-wrap-distance-left:9pt;mso-wrap-distance-top:0;mso-wrap-distance-right:9pt;mso-wrap-distance-bottom:0;mso-position-horizontal:absolute;mso-position-horizontal-relative:text;mso-position-vertical:absolute;mso-position-vertical-relative:text;mso-width-percent:0;mso-height-percent:0;mso-width-relative:margin;mso-height-relative:margin;v-text-anchor:top" o:gfxdata="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" filled="f" stroked="f">
+                <v:textbox>
+                  <w:txbxContent>
+                    <w:p>
+                      <w:r>
+                        <w:t>{#header_</w:t>
+                      </w:r>
+                      <w:proofErr w:type="gramStart"/>
+                      <w:r>
+                        <w:t>show}{</w:t>
+                      </w:r>
+                      <w:proofErr w:type="gramEnd"/>
+                      <w:r>
+                        <w:t>#header_logo_only}</w:t>
+                      </w:r>
+                      <w:r>
+                        <w:t>{%header_logo}</w:t>
+                      </w:r>
+                      <w:r>
+                        <w:t>{</w:t>
+                      </w:r>
+                      <w:r>
+                        <w:rPr>
+                          <w:lang w:val="en-US"/>
+                        </w:rPr>
+                        <w:t>/</w:t>
+                      </w:r>
+                      <w:proofErr w:type="spellStart"/>
+                      <w:r>
+                        <w:rPr>
+                          <w:lang w:val="en-US"/>
+                        </w:rPr>
+                        <w:t>header_logo_only</w:t>
+                      </w:r>
+                      <w:proofErr w:type="spellEnd"/>
+                      <w:r>
+                        <w:t>}</w:t>
+                      </w:r>
+                      <w:r>
+                        <w:t>{#header_show_full}</w:t>
+                      </w:r>
+                      <w:r>
+                        <w:t>{%header_logo}</w:t>
+                      </w:r>
+                      <w:r>
+                        <w:t>{/header_show_full}{/header_show}</w:t>
+                      </w:r>
+                    </w:p>
+                  </w:txbxContent>
+                </v:textbox>
+              </v:shape>
+            </w:pict>
+          </mc:Fallback>
+        </mc:AlternateContent>
+      </w:r>
+      <w:r>
+        <w:rPr>
           <w:b/>
           <w:bCs/>
           <w:noProof/>
@@ -27,7 +206,7 @@
         <mc:AlternateContent>
           <mc:Choice Requires="wps">
             <w:drawing>
-              <wp:anchor distT="0" distB="0" distL="114300" distR="114300" simplePos="0" relativeHeight="251660288" behindDoc="0" locked="0" layoutInCell="1" allowOverlap="1" wp14:anchorId="1DB04DF8" wp14:editId="19B95205">
+              <wp:anchor distT="0" distB="0" distL="114300" distR="114300" simplePos="0" relativeHeight="251660288" behindDoc="0" locked="0" layoutInCell="1" allowOverlap="1" wp14:anchorId="1DB04DF8" wp14:editId="0DFE5E55">
                 <wp:simplePos x="0" y="0"/>
                 <wp:positionH relativeFrom="margin">
                   <wp:posOffset>1540510</wp:posOffset>
@@ -571,11 +750,7 @@
           </mc:Choice>
           <mc:Fallback>
             <w:pict>
-              <v:shapetype w14:anchorId="1DB04DF8" id="_x0000_t202" coordsize="21600,21600" o:spt="202" path="m,l,21600r21600,l21600,xe">
-                <v:stroke joinstyle="miter"/>
-                <v:path gradientshapeok="t" o:connecttype="rect"/>
-              </v:shapetype>
-              <v:shape id="Text Box 5" o:spid="_x0000_s1026" type="#_x0000_t202" style="position:absolute;margin-left:121.3pt;margin-top:-19.9pt;width:385.5pt;height:144.75pt;z-index:251660288;visibility:visible;mso-wrap-style:square;mso-width-percent:0;mso-wrap-distance-left:9pt;mso-wrap-distance-top:0;mso-wrap-distance-right:9pt;mso-wrap-distance-bottom:0;mso-position-horizontal:absolute;mso-position-horizontal-relative:margin;mso-position-vertical:absolute;mso-position-vertical-relative:text;mso-width-percent:0;mso-width-relative:margin;v-text-anchor:top" o:gfxdata="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" filled="f" stroked="f">
+              <v:shape w14:anchorId="1DB04DF8" id="Text Box 5" o:spid="_x0000_s1027" type="#_x0000_t202" style="position:absolute;margin-left:121.3pt;margin-top:-19.9pt;width:385.5pt;height:144.75pt;z-index:251660288;visibility:visible;mso-wrap-style:square;mso-width-percent:0;mso-wrap-distance-left:9pt;mso-wrap-distance-top:0;mso-wrap-distance-right:9pt;mso-wrap-distance-bottom:0;mso-position-horizontal:absolute;mso-position-horizontal-relative:margin;mso-position-vertical:absolute;mso-position-vertical-relative:text;mso-width-percent:0;mso-width-relative:margin;v-text-anchor:top" o:gfxdata="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" filled="f" stroked="f">
                 <v:textbox>
                   <w:txbxContent>
                     <w:p>
@@ -1060,181 +1235,6 @@
                   </w:txbxContent>
                 </v:textbox>
                 <w10:wrap anchorx="margin"/>
-              </v:shape>
-            </w:pict>
-          </mc:Fallback>
-        </mc:AlternateContent>
-      </w:r>
-      <w:r>
-        <w:rPr>
-          <w:noProof/>
-        </w:rPr>
-        <mc:AlternateContent>
-          <mc:Choice Requires="wps">
-            <w:drawing>
-              <wp:anchor distT="0" distB="0" distL="114300" distR="114300" simplePos="0" relativeHeight="251659264" behindDoc="0" locked="0" layoutInCell="1" allowOverlap="1" wp14:anchorId="328FD266" wp14:editId="2318DD47">
-                <wp:simplePos x="0" y="0"/>
-                <wp:positionH relativeFrom="column">
-                  <wp:posOffset>-257175</wp:posOffset>
-                </wp:positionH>
-                <wp:positionV relativeFrom="paragraph">
-                  <wp:posOffset>-259715</wp:posOffset>
-                </wp:positionV>
-                <wp:extent cx="3895725" cy="1638300"/>
-                <wp:effectExtent l="0" t="0" r="0" b="0"/>
-                <wp:wrapNone/>
-                <wp:docPr id="4" name="Text Box 4"/>
-                <wp:cNvGraphicFramePr/>
-                <a:graphic xmlns:a="http://schemas.openxmlformats.org/drawingml/2006/main">
-                  <a:graphicData uri="http://schemas.microsoft.com/office/word/2010/wordprocessingShape">
-                    <wps:wsp>
-                      <wps:cNvSpPr txBox="1"/>
-                      <wps:spPr>
-                        <a:xfrm>
-                          <a:off x="0" y="0"/>
-                          <a:ext cx="3895725" cy="1638300"/>
-                        </a:xfrm>
-                        <a:prstGeom prst="rect">
-                          <a:avLst/>
-                        </a:prstGeom>
-                        <a:noFill/>
-                        <a:ln>
-                          <a:noFill/>
-                        </a:ln>
-                      </wps:spPr>
-                      <wps:style>
-                        <a:lnRef idx="0">
-                          <a:scrgbClr r="0" g="0" b="0"/>
-                        </a:lnRef>
-                        <a:fillRef idx="0">
-                          <a:scrgbClr r="0" g="0" b="0"/>
-                        </a:fillRef>
-                        <a:effectRef idx="0">
-                          <a:scrgbClr r="0" g="0" b="0"/>
-                        </a:effectRef>
-                        <a:fontRef idx="minor">
-                          <a:schemeClr val="dk1"/>
-                        </a:fontRef>
-                      </wps:style>
-                      <wps:txbx>
-                        <w:txbxContent>
-                          <w:p>
-                            <w:r>
-                              <w:t>{#header_</w:t>
-                            </w:r>
-                            <w:proofErr w:type="gramStart"/>
-                            <w:r>
-                              <w:t>show}{</w:t>
-                            </w:r>
-                            <w:proofErr w:type="gramEnd"/>
-                            <w:r>
-                              <w:t>#header_logo_only}</w:t>
-                            </w:r>
-                            <w:r>
-                              <w:t>{%header_logo}</w:t>
-                            </w:r>
-                            <w:r>
-                              <w:t>{</w:t>
-                            </w:r>
-                            <w:r>
-                              <w:rPr>
-                                <w:lang w:val="en-US"/>
-                              </w:rPr>
-                              <w:t>/</w:t>
-                            </w:r>
-                            <w:proofErr w:type="spellStart"/>
-                            <w:r>
-                              <w:rPr>
-                                <w:lang w:val="en-US"/>
-                              </w:rPr>
-                              <w:t>header_logo_only</w:t>
-                            </w:r>
-                            <w:proofErr w:type="spellEnd"/>
-                            <w:r>
-                              <w:t>}</w:t>
-                            </w:r>
-                            <w:r>
-                              <w:t>{#header_show_full}</w:t>
-                            </w:r>
-                            <w:r>
-                              <w:t>{%header_logo}</w:t>
-                            </w:r>
-                            <w:r>
-                              <w:t>{/header_show_full}{/header_show}</w:t>
-                            </w:r>
-                          </w:p>
-                        </w:txbxContent>
-                      </wps:txbx>
-                      <wps:bodyPr rot="0" spcFirstLastPara="0" vertOverflow="overflow" horzOverflow="overflow" vert="horz" wrap="square" lIns="91440" tIns="45720" rIns="91440" bIns="45720" numCol="1" spcCol="0" rtlCol="0" fromWordArt="0" anchor="t" anchorCtr="0" forceAA="0" compatLnSpc="1">
-                        <a:prstTxWarp prst="textNoShape">
-                          <a:avLst/>
-                        </a:prstTxWarp>
-                        <a:noAutofit/>
-                      </wps:bodyPr>
-                    </wps:wsp>
-                  </a:graphicData>
-                </a:graphic>
-                <wp14:sizeRelH relativeFrom="margin">
-                  <wp14:pctWidth>0</wp14:pctWidth>
-                </wp14:sizeRelH>
-                <wp14:sizeRelV relativeFrom="margin">
-                  <wp14:pctHeight>0</wp14:pctHeight>
-                </wp14:sizeRelV>
-              </wp:anchor>
-            </w:drawing>
-          </mc:Choice>
-          <mc:Fallback>
-            <w:pict>
-              <v:shape w14:anchorId="328FD266" id="Text Box 4" o:spid="_x0000_s1027" type="#_x0000_t202" style="position:absolute;margin-left:-20.25pt;margin-top:-20.45pt;width:306.75pt;height:129pt;z-index:251659264;visibility:visible;mso-wrap-style:square;mso-width-percent:0;mso-height-percent:0;mso-wrap-distance-left:9pt;mso-wrap-distance-top:0;mso-wrap-distance-right:9pt;mso-wrap-distance-bottom:0;mso-position-horizontal:absolute;mso-position-horizontal-relative:text;mso-position-vertical:absolute;mso-position-vertical-relative:text;mso-width-percent:0;mso-height-percent:0;mso-width-relative:margin;mso-height-relative:margin;v-text-anchor:top" o:gfxdata="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" filled="f" stroked="f">
-                <v:textbox>
-                  <w:txbxContent>
-                    <w:p>
-                      <w:r>
-                        <w:t>{#header_</w:t>
-                      </w:r>
-                      <w:proofErr w:type="gramStart"/>
-                      <w:r>
-                        <w:t>show}{</w:t>
-                      </w:r>
-                      <w:proofErr w:type="gramEnd"/>
-                      <w:r>
-                        <w:t>#header_logo_only}</w:t>
-                      </w:r>
-                      <w:r>
-                        <w:t>{%header_logo}</w:t>
-                      </w:r>
-                      <w:r>
-                        <w:t>{</w:t>
-                      </w:r>
-                      <w:r>
-                        <w:rPr>
-                          <w:lang w:val="en-US"/>
-                        </w:rPr>
-                        <w:t>/</w:t>
-                      </w:r>
-                      <w:proofErr w:type="spellStart"/>
-                      <w:r>
-                        <w:rPr>
-                          <w:lang w:val="en-US"/>
-                        </w:rPr>
-                        <w:t>header_logo_only</w:t>
-                      </w:r>
-                      <w:proofErr w:type="spellEnd"/>
-                      <w:r>
-                        <w:t>}</w:t>
-                      </w:r>
-                      <w:r>
-                        <w:t>{#header_show_full}</w:t>
-                      </w:r>
-                      <w:r>
-                        <w:t>{%header_logo}</w:t>
-                      </w:r>
-                      <w:r>
-                        <w:t>{/header_show_full}{/header_show}</w:t>
-                      </w:r>
-                    </w:p>
-                  </w:txbxContent>
-                </v:textbox>
               </v:shape>
             </w:pict>
           </mc:Fallback>
@@ -3178,6 +3178,7 @@
   <w:style w:type="character" w:default="1" w:styleId="DefaultParagraphFont">
     <w:name w:val="Default Paragraph Font"/>
     <w:uiPriority w:val="1"/>
+    <w:semiHidden/>
     <w:unhideWhenUsed/>
   </w:style>
   <w:style w:type="table" w:default="1" w:styleId="TableNormal">

--- a/src/templates/template_Sample_Instruction_v2.docx
+++ b/src/templates/template_Sample_Instruction_v2.docx
@@ -1281,6 +1281,34 @@
           <w:bCs/>
           <w:sz w:val="32"/>
           <w:szCs w:val="32"/>
+        </w:rPr>
+      </w:pPr>
+    </w:p>
+    <w:p>
+      <w:pPr>
+        <w:widowControl w:val="0"/>
+        <w:autoSpaceDE w:val="0"/>
+        <w:autoSpaceDN w:val="0"/>
+        <w:adjustRightInd w:val="0"/>
+        <w:jc w:val="center"/>
+        <w:rPr>
+          <w:sz w:val="32"/>
+          <w:szCs w:val="32"/>
+          <w:u w:val="single"/>
+        </w:rPr>
+      </w:pPr>
+    </w:p>
+    <w:p>
+      <w:pPr>
+        <w:widowControl w:val="0"/>
+        <w:autoSpaceDE w:val="0"/>
+        <w:autoSpaceDN w:val="0"/>
+        <w:adjustRightInd w:val="0"/>
+        <w:jc w:val="center"/>
+        <w:rPr>
+          <w:sz w:val="32"/>
+          <w:szCs w:val="32"/>
+          <w:u w:val="single"/>
         </w:rPr>
       </w:pPr>
     </w:p>
